--- a/會議記錄/2025.05.22.docx
+++ b/會議記錄/2025.05.22.docx
@@ -50,53 +50,109 @@
       </w:r>
     </w:p>
     <w:p>
+      <w:r>
+        <w:rPr>
+          <w:rFonts w:hint="eastAsia"/>
+        </w:rPr>
+        <w:t>教育</w:t>
+      </w:r>
+      <w:r>
+        <w:rPr>
+          <w:rFonts w:hint="eastAsia"/>
+        </w:rPr>
+        <w:t xml:space="preserve">id </w:t>
+      </w:r>
+      <w:r>
+        <w:rPr>
+          <w:rFonts w:hint="eastAsia"/>
+        </w:rPr>
+        <w:t>上傳管理員</w:t>
+      </w:r>
+      <w:r>
+        <w:rPr>
+          <w:rFonts w:hint="eastAsia"/>
+        </w:rPr>
+        <w:t xml:space="preserve">id </w:t>
+      </w:r>
+      <w:r>
+        <w:rPr>
+          <w:rFonts w:hint="eastAsia"/>
+        </w:rPr>
+        <w:t>網址</w:t>
+      </w:r>
+      <w:r>
+        <w:rPr>
+          <w:rFonts w:hint="eastAsia"/>
+        </w:rPr>
+        <w:t xml:space="preserve"> </w:t>
+      </w:r>
+      <w:r>
+        <w:rPr>
+          <w:rFonts w:hint="eastAsia"/>
+        </w:rPr>
+        <w:t>圖片網址</w:t>
+      </w:r>
+    </w:p>
+    <w:p>
+      <w:r>
+        <w:rPr>
+          <w:rFonts w:hint="eastAsia"/>
+        </w:rPr>
+        <w:t xml:space="preserve">T01 </w:t>
+      </w:r>
+      <w:proofErr w:type="spellStart"/>
+      <w:r>
+        <w:rPr>
+          <w:rFonts w:hint="eastAsia"/>
+        </w:rPr>
+        <w:t>gmail</w:t>
+      </w:r>
+      <w:proofErr w:type="spellEnd"/>
+      <w:r>
+        <w:rPr>
+          <w:rFonts w:hint="eastAsia"/>
+        </w:rPr>
+        <w:t xml:space="preserve"> 02 </w:t>
+      </w:r>
+      <w:proofErr w:type="spellStart"/>
+      <w:r>
+        <w:rPr>
+          <w:rFonts w:hint="eastAsia"/>
+        </w:rPr>
+        <w:t>uid</w:t>
+      </w:r>
+      <w:proofErr w:type="spellEnd"/>
+      <w:r>
+        <w:rPr>
+          <w:rFonts w:hint="eastAsia"/>
+        </w:rPr>
+        <w:t xml:space="preserve">  </w:t>
+      </w:r>
+      <w:r>
+        <w:rPr>
+          <w:rFonts w:hint="eastAsia"/>
+        </w:rPr>
+        <w:t>初審講解</w:t>
+      </w:r>
+      <w:r>
+        <w:rPr>
+          <w:rFonts w:hint="eastAsia"/>
+        </w:rPr>
+        <w:t xml:space="preserve">  </w:t>
+      </w:r>
+      <w:r>
+        <w:rPr>
+          <w:rFonts w:hint="eastAsia"/>
+        </w:rPr>
+        <w:t>各個表講解欄位</w:t>
+      </w:r>
+    </w:p>
+    <w:p>
       <w:pPr>
         <w:rPr>
           <w:rFonts w:hint="eastAsia"/>
         </w:rPr>
       </w:pPr>
-      <w:r>
-        <w:rPr>
-          <w:rFonts w:hint="eastAsia"/>
-        </w:rPr>
-        <w:t>教育</w:t>
-      </w:r>
-      <w:r>
-        <w:rPr>
-          <w:rFonts w:hint="eastAsia"/>
-        </w:rPr>
-        <w:t xml:space="preserve">id </w:t>
-      </w:r>
-      <w:r>
-        <w:rPr>
-          <w:rFonts w:hint="eastAsia"/>
-        </w:rPr>
-        <w:t>上傳管理員</w:t>
-      </w:r>
-      <w:r>
-        <w:rPr>
-          <w:rFonts w:hint="eastAsia"/>
-        </w:rPr>
-        <w:t xml:space="preserve">id </w:t>
-      </w:r>
-      <w:r>
-        <w:rPr>
-          <w:rFonts w:hint="eastAsia"/>
-        </w:rPr>
-        <w:t>網址</w:t>
-      </w:r>
-      <w:r>
-        <w:rPr>
-          <w:rFonts w:hint="eastAsia"/>
-        </w:rPr>
-        <w:t xml:space="preserve"> </w:t>
-      </w:r>
-      <w:r>
-        <w:rPr>
-          <w:rFonts w:hint="eastAsia"/>
-        </w:rPr>
-        <w:t>圖片網址</w:t>
-      </w:r>
     </w:p>
     <w:sectPr>
       <w:pgSz w:w="11906" w:h="16838"/>
